--- a/프로젝트/1팀_05_Azure_클라우드_행위기반_보안탐지_및_대응.docx
+++ b/프로젝트/1팀_05_Azure_클라우드_행위기반_보안탐지_및_대응.docx
@@ -3850,7 +3850,7 @@
           <w:noProof/>
         </w:rPr>
         <w:drawing>
-          <wp:inline distT="0" distB="0" distL="0" distR="0" wp14:anchorId="60E201C4" wp14:editId="650DEFCC">
+          <wp:inline distT="0" distB="0" distL="0" distR="0" wp14:anchorId="60E201C4" wp14:editId="32F7B7B1">
             <wp:extent cx="5949181" cy="1249680"/>
             <wp:effectExtent l="0" t="0" r="0" b="0"/>
             <wp:docPr id="1317043479" name="그림 2"/>
@@ -6112,7 +6112,7 @@
           <w:noProof/>
         </w:rPr>
         <w:drawing>
-          <wp:inline distT="0" distB="0" distL="0" distR="0" wp14:anchorId="585C9F31" wp14:editId="1FF3BFB3">
+          <wp:inline distT="0" distB="0" distL="0" distR="0" wp14:anchorId="585C9F31" wp14:editId="75F429E2">
             <wp:extent cx="5955861" cy="1397480"/>
             <wp:effectExtent l="0" t="0" r="0" b="0"/>
             <wp:docPr id="626280273" name="그림 1"/>
@@ -11455,7 +11455,7 @@
           <w:lang w:eastAsia="ko-KR"/>
         </w:rPr>
         <w:drawing>
-          <wp:inline distT="0" distB="0" distL="0" distR="0" wp14:anchorId="2AC7C868" wp14:editId="6B57BCD2">
+          <wp:inline distT="0" distB="0" distL="0" distR="0" wp14:anchorId="2AC7C868" wp14:editId="1C7CAC8C">
             <wp:extent cx="5943600" cy="3422302"/>
             <wp:effectExtent l="0" t="0" r="0" b="0"/>
             <wp:docPr id="1321021513" name="그림 1"/>
@@ -17998,7 +17998,7 @@
           <w:noProof/>
         </w:rPr>
         <w:drawing>
-          <wp:inline distT="0" distB="0" distL="0" distR="0" wp14:anchorId="3725D0C5" wp14:editId="5F7A212E">
+          <wp:inline distT="0" distB="0" distL="0" distR="0" wp14:anchorId="3725D0C5" wp14:editId="1AFDFA6B">
             <wp:extent cx="6010141" cy="1828800"/>
             <wp:effectExtent l="0" t="0" r="0" b="0"/>
             <wp:docPr id="1832448699" name="그림 21"/>
@@ -29787,7 +29787,6 @@
       <w:pPr>
         <w:pStyle w:val="a0"/>
         <w:rPr>
-          <w:rFonts w:hint="eastAsia"/>
           <w:lang w:eastAsia="ko-KR"/>
         </w:rPr>
       </w:pPr>
@@ -36051,8 +36050,8 @@
       </w:pPr>
       <w:bookmarkStart w:id="30" w:name="보안-사고-조사-및-종결"/>
       <w:bookmarkStart w:id="31" w:name="위협-인텔리전스-보고서"/>
+      <w:bookmarkEnd w:id="1"/>
       <w:bookmarkEnd w:id="28"/>
-      <w:bookmarkEnd w:id="1"/>
       <w:bookmarkEnd w:id="29"/>
       <w:r>
         <w:lastRenderedPageBreak/>
@@ -36136,12 +36135,29 @@
     <w:p>
       <w:pPr>
         <w:pStyle w:val="SourceCode"/>
-      </w:pPr>
-      <w:r>
-        <w:rPr>
-          <w:rStyle w:val="VerbatimChar"/>
-        </w:rPr>
-        <w:t xml:space="preserve">14:10:00 ┃ </w:t>
+        <w:rPr>
+          <w:rStyle w:val="VerbatimChar"/>
+        </w:rPr>
+      </w:pPr>
+      <w:r>
+        <w:rPr>
+          <w:rStyle w:val="VerbatimChar"/>
+        </w:rPr>
+        <w:t>14:</w:t>
+      </w:r>
+      <w:r>
+        <w:rPr>
+          <w:rStyle w:val="VerbatimChar"/>
+          <w:rFonts w:hint="eastAsia"/>
+          <w:lang w:eastAsia="ko-KR"/>
+        </w:rPr>
+        <w:t>0</w:t>
+      </w:r>
+      <w:r>
+        <w:rPr>
+          <w:rStyle w:val="VerbatimChar"/>
+        </w:rPr>
+        <w:t xml:space="preserve">0:00 ┃ </w:t>
       </w:r>
       <w:r>
         <w:rPr>
@@ -36229,7 +36245,35 @@
         <w:rPr>
           <w:rStyle w:val="VerbatimChar"/>
         </w:rPr>
-        <w:t xml:space="preserve">14:10:45 ┃ </w:t>
+        <w:t>14:1</w:t>
+      </w:r>
+      <w:r>
+        <w:rPr>
+          <w:rStyle w:val="VerbatimChar"/>
+          <w:rFonts w:hint="eastAsia"/>
+          <w:lang w:eastAsia="ko-KR"/>
+        </w:rPr>
+        <w:t>5</w:t>
+      </w:r>
+      <w:r>
+        <w:rPr>
+          <w:rStyle w:val="VerbatimChar"/>
+        </w:rPr>
+        <w:t>:</w:t>
+      </w:r>
+      <w:r>
+        <w:rPr>
+          <w:rStyle w:val="VerbatimChar"/>
+          <w:rFonts w:hint="eastAsia"/>
+          <w:lang w:eastAsia="ko-KR"/>
+        </w:rPr>
+        <w:t>00</w:t>
+      </w:r>
+      <w:r>
+        <w:rPr>
+          <w:rStyle w:val="VerbatimChar"/>
+        </w:rPr>
+        <w:t xml:space="preserve"> ┃ </w:t>
       </w:r>
       <w:r>
         <w:rPr>
@@ -36254,13 +36298,23 @@
         <w:rPr>
           <w:rStyle w:val="VerbatimChar"/>
         </w:rPr>
-        <w:t xml:space="preserve"> (45</w:t>
-      </w:r>
-      <w:r>
-        <w:rPr>
-          <w:rStyle w:val="VerbatimChar"/>
-        </w:rPr>
-        <w:t>초</w:t>
+        <w:t xml:space="preserve"> (</w:t>
+      </w:r>
+      <w:r>
+        <w:rPr>
+          <w:rStyle w:val="VerbatimChar"/>
+          <w:rFonts w:hint="eastAsia"/>
+          <w:lang w:eastAsia="ko-KR"/>
+        </w:rPr>
+        <w:t>15</w:t>
+      </w:r>
+      <w:r>
+        <w:rPr>
+          <w:rStyle w:val="VerbatimChar"/>
+          <w:rFonts w:hint="eastAsia"/>
+          <w:lang w:eastAsia="ko-KR"/>
+        </w:rPr>
+        <w:t>분</w:t>
       </w:r>
       <w:r>
         <w:rPr>
@@ -36347,7 +36401,21 @@
         <w:rPr>
           <w:rStyle w:val="VerbatimChar"/>
         </w:rPr>
-        <w:t xml:space="preserve">14:11:00 ┃ </w:t>
+        <w:t>14:1</w:t>
+      </w:r>
+      <w:r>
+        <w:rPr>
+          <w:rStyle w:val="VerbatimChar"/>
+          <w:rFonts w:hint="eastAsia"/>
+          <w:lang w:eastAsia="ko-KR"/>
+        </w:rPr>
+        <w:t>5</w:t>
+      </w:r>
+      <w:r>
+        <w:rPr>
+          <w:rStyle w:val="VerbatimChar"/>
+        </w:rPr>
+        <w:t xml:space="preserve">:00 ┃ </w:t>
       </w:r>
       <w:r>
         <w:rPr>
@@ -36447,7 +36515,35 @@
         <w:rPr>
           <w:rStyle w:val="VerbatimChar"/>
         </w:rPr>
-        <w:t xml:space="preserve">14:11:05 ┃ </w:t>
+        <w:t>14:1</w:t>
+      </w:r>
+      <w:r>
+        <w:rPr>
+          <w:rStyle w:val="VerbatimChar"/>
+          <w:rFonts w:hint="eastAsia"/>
+          <w:lang w:eastAsia="ko-KR"/>
+        </w:rPr>
+        <w:t>5</w:t>
+      </w:r>
+      <w:r>
+        <w:rPr>
+          <w:rStyle w:val="VerbatimChar"/>
+        </w:rPr>
+        <w:t>:0</w:t>
+      </w:r>
+      <w:r>
+        <w:rPr>
+          <w:rStyle w:val="VerbatimChar"/>
+          <w:rFonts w:hint="eastAsia"/>
+          <w:lang w:eastAsia="ko-KR"/>
+        </w:rPr>
+        <w:t>0</w:t>
+      </w:r>
+      <w:r>
+        <w:rPr>
+          <w:rStyle w:val="VerbatimChar"/>
+        </w:rPr>
+        <w:t xml:space="preserve"> ┃ </w:t>
       </w:r>
       <w:r>
         <w:rPr>
@@ -36553,7 +36649,21 @@
         <w:rPr>
           <w:rStyle w:val="VerbatimChar"/>
         </w:rPr>
-        <w:t xml:space="preserve">14:13:00 ┃ </w:t>
+        <w:t>14:</w:t>
+      </w:r>
+      <w:r>
+        <w:rPr>
+          <w:rStyle w:val="VerbatimChar"/>
+          <w:rFonts w:hint="eastAsia"/>
+          <w:lang w:eastAsia="ko-KR"/>
+        </w:rPr>
+        <w:t>25</w:t>
+      </w:r>
+      <w:r>
+        <w:rPr>
+          <w:rStyle w:val="VerbatimChar"/>
+        </w:rPr>
+        <w:t xml:space="preserve">:00 ┃ </w:t>
       </w:r>
       <w:r>
         <w:rPr>
@@ -36646,6 +36756,56 @@
         </w:rPr>
         <w:t xml:space="preserve">         │</w:t>
       </w:r>
+    </w:p>
+    <w:p>
+      <w:pPr>
+        <w:pStyle w:val="SourceCode"/>
+        <w:rPr>
+          <w:rFonts w:ascii="Consolas" w:hAnsi="Consolas" w:hint="eastAsia"/>
+          <w:sz w:val="22"/>
+        </w:rPr>
+      </w:pPr>
+      <w:r>
+        <w:rPr>
+          <w:rStyle w:val="VerbatimChar"/>
+        </w:rPr>
+        <w:t>14:</w:t>
+      </w:r>
+      <w:r>
+        <w:rPr>
+          <w:rStyle w:val="VerbatimChar"/>
+          <w:rFonts w:hint="eastAsia"/>
+          <w:lang w:eastAsia="ko-KR"/>
+        </w:rPr>
+        <w:t>50</w:t>
+      </w:r>
+      <w:r>
+        <w:rPr>
+          <w:rStyle w:val="VerbatimChar"/>
+        </w:rPr>
+        <w:t xml:space="preserve">:00 ┃ </w:t>
+      </w:r>
+      <w:r>
+        <w:rPr>
+          <w:rFonts w:ascii="Segoe UI Emoji" w:hAnsi="Segoe UI Emoji" w:cs="Segoe UI Emoji"/>
+          <w:sz w:val="22"/>
+        </w:rPr>
+        <w:t>🕵️</w:t>
+      </w:r>
+      <w:r>
+        <w:rPr>
+          <w:rStyle w:val="VerbatimChar"/>
+        </w:rPr>
+        <w:t xml:space="preserve"> </w:t>
+      </w:r>
+      <w:r>
+        <w:rPr>
+          <w:rStyle w:val="VerbatimChar"/>
+          <w:rFonts w:hint="eastAsia"/>
+          <w:lang w:eastAsia="ko-KR"/>
+        </w:rPr>
+        <w:t>조사</w:t>
+      </w:r>
       <w:r>
         <w:br/>
       </w:r>
@@ -36653,7 +36813,191 @@
         <w:rPr>
           <w:rStyle w:val="VerbatimChar"/>
         </w:rPr>
-        <w:t xml:space="preserve">14:15:00 ┃ </w:t>
+        <w:t xml:space="preserve">         ┃   └─ </w:t>
+      </w:r>
+      <w:r>
+        <w:rPr>
+          <w:rStyle w:val="VerbatimChar"/>
+          <w:rFonts w:hint="eastAsia"/>
+          <w:lang w:eastAsia="ko-KR"/>
+        </w:rPr>
+        <w:t>차단</w:t>
+      </w:r>
+      <w:r>
+        <w:rPr>
+          <w:rStyle w:val="VerbatimChar"/>
+          <w:rFonts w:hint="eastAsia"/>
+          <w:lang w:eastAsia="ko-KR"/>
+        </w:rPr>
+        <w:t xml:space="preserve"> </w:t>
+      </w:r>
+      <w:r>
+        <w:rPr>
+          <w:rStyle w:val="VerbatimChar"/>
+          <w:rFonts w:hint="eastAsia"/>
+          <w:lang w:eastAsia="ko-KR"/>
+        </w:rPr>
+        <w:t>유효성</w:t>
+      </w:r>
+      <w:r>
+        <w:rPr>
+          <w:rStyle w:val="VerbatimChar"/>
+          <w:rFonts w:hint="eastAsia"/>
+          <w:lang w:eastAsia="ko-KR"/>
+        </w:rPr>
+        <w:t xml:space="preserve"> </w:t>
+      </w:r>
+      <w:r>
+        <w:rPr>
+          <w:rStyle w:val="VerbatimChar"/>
+          <w:rFonts w:hint="eastAsia"/>
+          <w:lang w:eastAsia="ko-KR"/>
+        </w:rPr>
+        <w:t>검증</w:t>
+      </w:r>
+      <w:r>
+        <w:rPr>
+          <w:rStyle w:val="VerbatimChar"/>
+          <w:rFonts w:hint="eastAsia"/>
+          <w:lang w:eastAsia="ko-KR"/>
+        </w:rPr>
+        <w:t xml:space="preserve">, </w:t>
+      </w:r>
+      <w:r>
+        <w:rPr>
+          <w:rStyle w:val="VerbatimChar"/>
+          <w:rFonts w:hint="eastAsia"/>
+          <w:lang w:eastAsia="ko-KR"/>
+        </w:rPr>
+        <w:t>공격자</w:t>
+      </w:r>
+      <w:r>
+        <w:rPr>
+          <w:rStyle w:val="VerbatimChar"/>
+          <w:rFonts w:hint="eastAsia"/>
+          <w:lang w:eastAsia="ko-KR"/>
+        </w:rPr>
+        <w:t xml:space="preserve"> </w:t>
+      </w:r>
+      <w:r>
+        <w:rPr>
+          <w:rStyle w:val="VerbatimChar"/>
+          <w:rFonts w:hint="eastAsia"/>
+          <w:lang w:eastAsia="ko-KR"/>
+        </w:rPr>
+        <w:t>이동</w:t>
+      </w:r>
+      <w:r>
+        <w:rPr>
+          <w:rStyle w:val="VerbatimChar"/>
+          <w:rFonts w:hint="eastAsia"/>
+          <w:lang w:eastAsia="ko-KR"/>
+        </w:rPr>
+        <w:t xml:space="preserve"> </w:t>
+      </w:r>
+      <w:r>
+        <w:rPr>
+          <w:rStyle w:val="VerbatimChar"/>
+          <w:rFonts w:hint="eastAsia"/>
+          <w:lang w:eastAsia="ko-KR"/>
+        </w:rPr>
+        <w:t>경로</w:t>
+      </w:r>
+      <w:r>
+        <w:rPr>
+          <w:rStyle w:val="VerbatimChar"/>
+          <w:rFonts w:hint="eastAsia"/>
+          <w:lang w:eastAsia="ko-KR"/>
+        </w:rPr>
+        <w:t xml:space="preserve"> </w:t>
+      </w:r>
+      <w:r>
+        <w:rPr>
+          <w:rStyle w:val="VerbatimChar"/>
+          <w:rFonts w:hint="eastAsia"/>
+          <w:lang w:eastAsia="ko-KR"/>
+        </w:rPr>
+        <w:t>및</w:t>
+      </w:r>
+      <w:r>
+        <w:rPr>
+          <w:rStyle w:val="VerbatimChar"/>
+          <w:rFonts w:hint="eastAsia"/>
+          <w:lang w:eastAsia="ko-KR"/>
+        </w:rPr>
+        <w:t xml:space="preserve"> </w:t>
+      </w:r>
+      <w:r>
+        <w:rPr>
+          <w:rStyle w:val="VerbatimChar"/>
+          <w:rFonts w:hint="eastAsia"/>
+          <w:lang w:eastAsia="ko-KR"/>
+        </w:rPr>
+        <w:t>추가</w:t>
+      </w:r>
+      <w:r>
+        <w:rPr>
+          <w:rStyle w:val="VerbatimChar"/>
+          <w:rFonts w:hint="eastAsia"/>
+          <w:lang w:eastAsia="ko-KR"/>
+        </w:rPr>
+        <w:t xml:space="preserve"> </w:t>
+      </w:r>
+      <w:r>
+        <w:rPr>
+          <w:rStyle w:val="VerbatimChar"/>
+          <w:rFonts w:hint="eastAsia"/>
+          <w:lang w:eastAsia="ko-KR"/>
+        </w:rPr>
+        <w:t>피해</w:t>
+      </w:r>
+      <w:r>
+        <w:rPr>
+          <w:rStyle w:val="VerbatimChar"/>
+          <w:rFonts w:hint="eastAsia"/>
+          <w:lang w:eastAsia="ko-KR"/>
+        </w:rPr>
+        <w:t xml:space="preserve"> </w:t>
+      </w:r>
+      <w:r>
+        <w:rPr>
+          <w:rStyle w:val="VerbatimChar"/>
+          <w:rFonts w:hint="eastAsia"/>
+          <w:lang w:eastAsia="ko-KR"/>
+        </w:rPr>
+        <w:t>확인</w:t>
+      </w:r>
+      <w:r>
+        <w:br/>
+      </w:r>
+      <w:r>
+        <w:rPr>
+          <w:rStyle w:val="VerbatimChar"/>
+        </w:rPr>
+        <w:t xml:space="preserve">         │</w:t>
+      </w:r>
+      <w:r>
+        <w:br/>
+      </w:r>
+      <w:r>
+        <w:rPr>
+          <w:rStyle w:val="VerbatimChar"/>
+        </w:rPr>
+        <w:t>14:</w:t>
+      </w:r>
+      <w:r>
+        <w:rPr>
+          <w:rStyle w:val="VerbatimChar"/>
+          <w:rFonts w:hint="eastAsia"/>
+          <w:lang w:eastAsia="ko-KR"/>
+        </w:rPr>
+        <w:t>55</w:t>
+      </w:r>
+      <w:r>
+        <w:rPr>
+          <w:rStyle w:val="VerbatimChar"/>
+        </w:rPr>
+        <w:t xml:space="preserve">:00 ┃ </w:t>
       </w:r>
       <w:r>
         <w:rPr>
@@ -36671,6 +37015,22 @@
       <w:r>
         <w:rPr>
           <w:rStyle w:val="VerbatimChar"/>
+          <w:rFonts w:hint="eastAsia"/>
+          <w:lang w:eastAsia="ko-KR"/>
+        </w:rPr>
+        <w:t>조사</w:t>
+      </w:r>
+      <w:r>
+        <w:rPr>
+          <w:rStyle w:val="VerbatimChar"/>
+          <w:rFonts w:hint="eastAsia"/>
+          <w:lang w:eastAsia="ko-KR"/>
+        </w:rPr>
+        <w:t xml:space="preserve">, </w:t>
+      </w:r>
+      <w:r>
+        <w:rPr>
+          <w:rStyle w:val="VerbatimChar"/>
         </w:rPr>
         <w:t>종결</w:t>
       </w:r>
@@ -36732,7 +37092,7 @@
         <w:rPr>
           <w:rStyle w:val="VerbatimChar"/>
         </w:rPr>
-        <w:t xml:space="preserve">         </w:t>
+        <w:t>━━━━━━━━━━━━━━━━━━━━━━━━━━━━━━━━━━━━━━━━</w:t>
       </w:r>
       <w:r>
         <w:br/>
@@ -36741,15 +37101,6 @@
         <w:rPr>
           <w:rStyle w:val="VerbatimChar"/>
         </w:rPr>
-        <w:t>━━━━━━━━━━━━━━━━━━━━━━━━━━━━━━━━━━━━━━━━</w:t>
-      </w:r>
-      <w:r>
-        <w:br/>
-      </w:r>
-      <w:r>
-        <w:rPr>
-          <w:rStyle w:val="VerbatimChar"/>
-        </w:rPr>
         <w:t>총</w:t>
       </w:r>
       <w:r>
@@ -36785,80 +37136,24 @@
       <w:r>
         <w:rPr>
           <w:rStyle w:val="VerbatimChar"/>
+          <w:rFonts w:hint="eastAsia"/>
+          <w:lang w:eastAsia="ko-KR"/>
+        </w:rPr>
+        <w:t>5</w:t>
+      </w:r>
+      <w:r>
+        <w:rPr>
+          <w:rStyle w:val="VerbatimChar"/>
         </w:rPr>
         <w:t>분</w:t>
       </w:r>
-      <w:r>
-        <w:rPr>
-          <w:rStyle w:val="VerbatimChar"/>
-        </w:rPr>
-        <w:t xml:space="preserve"> (</w:t>
-      </w:r>
-      <w:r>
-        <w:rPr>
-          <w:rStyle w:val="VerbatimChar"/>
-        </w:rPr>
-        <w:t>골든</w:t>
-      </w:r>
-      <w:r>
-        <w:rPr>
-          <w:rStyle w:val="VerbatimChar"/>
-        </w:rPr>
-        <w:t xml:space="preserve"> </w:t>
-      </w:r>
-      <w:r>
-        <w:rPr>
-          <w:rStyle w:val="VerbatimChar"/>
-        </w:rPr>
-        <w:t>타임</w:t>
-      </w:r>
-      <w:r>
-        <w:rPr>
-          <w:rStyle w:val="VerbatimChar"/>
-        </w:rPr>
-        <w:t xml:space="preserve"> </w:t>
-      </w:r>
-      <w:r>
-        <w:rPr>
-          <w:rStyle w:val="VerbatimChar"/>
-        </w:rPr>
-        <w:t>내</w:t>
-      </w:r>
-      <w:r>
-        <w:rPr>
-          <w:rStyle w:val="VerbatimChar"/>
-        </w:rPr>
-        <w:t xml:space="preserve"> </w:t>
-      </w:r>
-      <w:r>
-        <w:rPr>
-          <w:rStyle w:val="VerbatimChar"/>
-        </w:rPr>
-        <w:t>대응</w:t>
-      </w:r>
-      <w:r>
-        <w:rPr>
-          <w:rStyle w:val="VerbatimChar"/>
-        </w:rPr>
-        <w:t xml:space="preserve"> </w:t>
-      </w:r>
-      <w:r>
-        <w:rPr>
-          <w:rStyle w:val="VerbatimChar"/>
-        </w:rPr>
-        <w:t>완료</w:t>
-      </w:r>
-      <w:r>
-        <w:rPr>
-          <w:rStyle w:val="VerbatimChar"/>
-        </w:rPr>
-        <w:t>)</w:t>
-      </w:r>
     </w:p>
     <w:p>
       <w:pPr>
         <w:pStyle w:val="a0"/>
-        <w:rPr>
+        <w:jc w:val="center"/>
+        <w:rPr>
+          <w:rFonts w:hint="eastAsia"/>
           <w:lang w:eastAsia="ko-KR"/>
         </w:rPr>
       </w:pPr>
@@ -36868,8 +37163,8 @@
           <w:lang w:eastAsia="ko-KR"/>
         </w:rPr>
         <w:drawing>
-          <wp:inline distT="0" distB="0" distL="0" distR="0" wp14:anchorId="0ABAEBBD" wp14:editId="57E1AC4B">
-            <wp:extent cx="5924550" cy="2443458"/>
+          <wp:inline distT="0" distB="0" distL="0" distR="0" wp14:anchorId="0ABAEBBD" wp14:editId="6781B694">
+            <wp:extent cx="5419725" cy="2235254"/>
             <wp:effectExtent l="0" t="0" r="0" b="0"/>
             <wp:docPr id="960350928" name="그림 1"/>
             <wp:cNvGraphicFramePr>
@@ -36900,7 +37195,7 @@
                   <pic:spPr bwMode="auto">
                     <a:xfrm>
                       <a:off x="0" y="0"/>
-                      <a:ext cx="5952125" cy="2454831"/>
+                      <a:ext cx="5453559" cy="2249208"/>
                     </a:xfrm>
                     <a:prstGeom prst="rect">
                       <a:avLst/>
@@ -36916,14 +37211,6 @@
           </wp:inline>
         </w:drawing>
       </w:r>
-    </w:p>
-    <w:p>
-      <w:pPr>
-        <w:pStyle w:val="a0"/>
-        <w:rPr>
-          <w:lang w:eastAsia="ko-KR"/>
-        </w:rPr>
-      </w:pPr>
     </w:p>
     <w:bookmarkEnd w:id="30"/>
     <w:p>
@@ -39542,7 +39829,6 @@
   <w:style w:type="character" w:default="1" w:styleId="a1">
     <w:name w:val="Default Paragraph Font"/>
     <w:uiPriority w:val="1"/>
-    <w:semiHidden/>
     <w:unhideWhenUsed/>
   </w:style>
   <w:style w:type="table" w:default="1" w:styleId="a2">
